--- a/docs/resume/Brian-Bergstrom-resume.docx
+++ b/docs/resume/Brian-Bergstrom-resume.docx
@@ -69,14 +69,14 @@
       </w:pPr>
       <w:r>
         <w:rPr/>
-        <w:t xml:space="preserve">Porfolio: </w:t>
+        <w:t xml:space="preserve">Portfolio: </w:t>
       </w:r>
       <w:hyperlink r:id="rId4">
         <w:r>
           <w:rPr>
             <w:rStyle w:val="Hyperlink"/>
           </w:rPr>
-          <w:t>https://sites.google.com/view/brian-bergstrom/</w:t>
+          <w:t>bergstromgis.com</w:t>
         </w:r>
       </w:hyperlink>
     </w:p>

--- a/docs/resume/Brian-Bergstrom-resume.docx
+++ b/docs/resume/Brian-Bergstrom-resume.docx
@@ -36,7 +36,7 @@
           <w:rPr>
             <w:rStyle w:val="Hyperlink"/>
           </w:rPr>
-          <w:t>dulcetberg@gmail.com</w:t>
+          <w:t>brian@bergstromgis.com</w:t>
         </w:r>
       </w:hyperlink>
     </w:p>

--- a/docs/resume/Brian-Bergstrom-resume.docx
+++ b/docs/resume/Brian-Bergstrom-resume.docx
@@ -708,7 +708,7 @@
         <w:t xml:space="preserve">• </w:t>
       </w:r>
       <w:r>
-        <w:t xml:space="preserve">Built and deployed an Illinois healthcare-accessibility dashboard streaming live Overture Maps GeoParquet data from AWS S3 alongside the U.S. Census API — its clustering methodology was independently recognized by a GIS data consultant on LinkedIn </w:t>
+        <w:t xml:space="preserve">Built and deployed an Illinois healthcare-accessibility dashboard streaming live Overture Maps GeoParquet data from AWS S3 alongside Census tract boundary data via pygris — sparked technical discussion with GIS and software engineers on LinkedIn </w:t>
       </w:r>
     </w:p>
     <w:p>

--- a/docs/resume/Brian-Bergstrom-resume.docx
+++ b/docs/resume/Brian-Bergstrom-resume.docx
@@ -310,7 +310,7 @@
       </w:r>
       <w:r>
         <w:rPr/>
-        <w:t xml:space="preserve">Cloud-native geospatial data (GeoParquet, AWS S3), REST/API integration (U.S. Census API) </w:t>
+        <w:t xml:space="preserve">Cloud-native geospatial data (GeoParquet, AWS S3), Census boundary data via pygris </w:t>
       </w:r>
     </w:p>
     <w:p>
